--- a/FASE 1/Evidencias Grupales/1_5_GuiaEstudiante_Fase_1_Definicion_Proyecto_APT.docx
+++ b/FASE 1/Evidencias Grupales/1_5_GuiaEstudiante_Fase_1_Definicion_Proyecto_APT.docx
@@ -190,18 +190,6 @@
                                     <w:jc w:val="left"/>
                                     <w:textDirection w:val="btLr"/>
                                   </w:pPr>
-                                  <w:r>
-                                    <w:rPr>
-                                      <w:rFonts w:ascii="Calibri" w:cs="Calibri" w:eastAsia="Calibri" w:hAnsi="Calibri"/>
-                                      <w:b w:val="1"/>
-                                      <w:i w:val="0"/>
-                                      <w:smallCaps w:val="0"/>
-                                      <w:strike w:val="0"/>
-                                      <w:color w:val="1f3864"/>
-                                      <w:sz w:val="48"/>
-                                      <w:vertAlign w:val="baseline"/>
-                                    </w:rPr>
-                                  </w:r>
                                   <w:r>
                                     <w:rPr>
                                       <w:rFonts w:ascii="Calibri" w:cs="Calibri" w:eastAsia="Calibri" w:hAnsi="Calibri"/>
@@ -701,11 +689,6 @@
               </w:rPr>
               <w:t xml:space="preserve">21164328-5</w:t>
             </w:r>
-            <w:r>
-              <w:rPr>
-                <w:rtl w:val="0"/>
-              </w:rPr>
-            </w:r>
           </w:p>
         </w:tc>
       </w:tr>
@@ -802,11 +785,6 @@
               </w:rPr>
               <w:t xml:space="preserve">21866107-6</w:t>
             </w:r>
-            <w:r>
-              <w:rPr>
-                <w:rtl w:val="0"/>
-              </w:rPr>
-            </w:r>
           </w:p>
         </w:tc>
       </w:tr>
@@ -903,11 +881,6 @@
               </w:rPr>
               <w:t xml:space="preserve">21644717-4</w:t>
             </w:r>
-            <w:r>
-              <w:rPr>
-                <w:rtl w:val="0"/>
-              </w:rPr>
-            </w:r>
           </w:p>
         </w:tc>
       </w:tr>
@@ -1003,11 +976,6 @@
                 <w:rtl w:val="0"/>
               </w:rPr>
               <w:t xml:space="preserve">21533700-6</w:t>
-            </w:r>
-            <w:r>
-              <w:rPr>
-                <w:rtl w:val="0"/>
-              </w:rPr>
             </w:r>
           </w:p>
         </w:tc>
@@ -1867,7 +1835,7 @@
                 <w:szCs w:val="20"/>
                 <w:rtl w:val="0"/>
               </w:rPr>
-              <w:t xml:space="preserve">Se espera desarrollar una solución informática que permita digitalizar, centralizar y agilizar la gestión de la información administrativa y operativa de Doña Laura SpA (trabajadores, contratos, pagos, furgones, clientes y servicios), reemplazando el manejo manual/disperso actual por un sistema centralizado que reduzca errores, evite duplicidad y facilite la generación de reportes. </w:t>
+              <w:t xml:space="preserve">Se espera desarrollar una solución informática que permita digitalizar, centralizar y agilizar la gestión de la información administrativa y operativa de Doña Laura SpA (trabajadores, contratos, pagos, furgones, clientes y servicios), incorporando además un módulo de Inteligencia Artificial que transforme los datos de cosecha en indicadores de rendimiento. Esto reemplaza el manejo manual/disperso actual por un sistema centralizado que reduzca errores, evite duplicidad y apoye la toma de decisiones con información objetiva. </w:t>
             </w:r>
             <w:r>
               <w:rPr>
@@ -2445,7 +2413,7 @@
                 <w:szCs w:val="20"/>
                 <w:rtl w:val="0"/>
               </w:rPr>
-              <w:t xml:space="preserve">Desarrollar un sistema informático que permita centralizar y digitalizar la gestión administrativa y operativa de Doña Laura SpA (trabajadores, contratos, pagos, furgones, clientes y servicios), reemplazando el manejo manual y disperso actual por una solución que reduzca errores, evite duplicidad de información y facilite la generación de reportes. </w:t>
+              <w:t xml:space="preserve">Diseñar e implementar una solución de gestión que centralice la operación agrícola de Doña Laura SpA (trabajadores, contratos, pagos, furgones, clientes y servicios) y utilice Inteligencia Artificial para transformar los datos de cosecha en indicadores de rendimiento que apoyen la toma de decisiones. </w:t>
             </w:r>
             <w:r>
               <w:rPr>
@@ -2506,7 +2474,7 @@
                 <w:szCs w:val="20"/>
                 <w:rtl w:val="0"/>
               </w:rPr>
-              <w:t xml:space="preserve">Levantar y analizar los requerimientos funcionales del proceso administrativo actual de Doña Laura SpA mediante entrevistas y observación directa con la empresa.</w:t>
+              <w:t xml:space="preserve">Centralizar la información de trabajadores, sectores, jornadas, contratos, pagos, furgones y clientes en un sistema de gestión único.</w:t>
               <w:br w:type="textWrapping"/>
             </w:r>
             <w:r>
@@ -2535,7 +2503,7 @@
                 <w:szCs w:val="20"/>
                 <w:rtl w:val="0"/>
               </w:rPr>
-              <w:t xml:space="preserve">Diseñar una base de datos relacional que centralice la información de trabajadores, contratos, pagos, furgones, clientes y servicios.</w:t>
+              <w:t xml:space="preserve">Registrar la producción de cosecha obtenida por cada trabajador, incorporando variables de contexto como el sector y la labor realizada.</w:t>
               <w:br w:type="textWrapping"/>
             </w:r>
             <w:r>
@@ -2564,7 +2532,7 @@
                 <w:szCs w:val="20"/>
                 <w:rtl w:val="0"/>
               </w:rPr>
-              <w:t xml:space="preserve">Desarrollar los módulos del sistema (registro de trabajadores, gestión de contratos, control de pagos, administración de furgones y clientes) siguiendo buenas prácticas de la industria.</w:t>
+              <w:t xml:space="preserve">Diseñar y desarrollar la arquitectura del sistema (base de datos, API y frontend) siguiendo buenas prácticas de la industria.</w:t>
               <w:br w:type="textWrapping"/>
             </w:r>
             <w:r>
@@ -2593,7 +2561,7 @@
                 <w:szCs w:val="20"/>
                 <w:rtl w:val="0"/>
               </w:rPr>
-              <w:t xml:space="preserve">Implementar un módulo de reportes que permita generar información consolidada y trazable sobre trabajadores, contratos y servicios realizados.</w:t>
+              <w:t xml:space="preserve">Analizar el rendimiento de cosecha mediante un modelo de Machine Learning que compare el rendimiento esperado con el rendimiento real.</w:t>
               <w:br w:type="textWrapping"/>
             </w:r>
             <w:r>
@@ -2621,7 +2589,7 @@
                 <w:szCs w:val="20"/>
                 <w:rtl w:val="0"/>
               </w:rPr>
-              <w:t xml:space="preserve">Validar el funcionamiento del sistema con usuarios reales de la empresa para verificar que responde a las necesidades levantadas.</w:t>
+              <w:t xml:space="preserve">Validar el funcionamiento del sistema y del módulo de IA con usuarios reales de la empresa, verificando que la solución apoye la toma de decisiones sin reemplazar el criterio humano.</w:t>
             </w:r>
             <w:r>
               <w:rPr>
@@ -2886,7 +2854,7 @@
                 <w:szCs w:val="20"/>
                 <w:rtl w:val="0"/>
               </w:rPr>
-              <w:t xml:space="preserve">Para desarrollar este proyecto vamos a trabajar con Scrum, una metodología ágil que nos permite ir avanzando por etapas cortas en vez de dejar todo para el final. Dividimos el trabajo en sprints de 2 semanas, y en cada uno nos enfocamos en un módulo distinto del sistema: primero trabajadores, luego contratos y pagos, después furgones y clientes, y al final los reportes. Al empezar cada sprint nos juntamos para definir qué se va a hacer, y al terminarlo revisamos qué se logró y qué quedó pendiente, para ir ajustando sobre la marcha. Esto nos sirve además para calzar con las entregas parciales que pide la Fase 2 y la entrega final.</w:t>
+              <w:t xml:space="preserve">Para desarrollar este proyecto combinamos dos metodologías. Usamos Scrum para organizar el desarrollo del sistema en incrementos verificables: dividimos el trabajo en sprints de 2 semanas, cada uno enfocado en un componente distinto (arquitectura, gestión administrativa, dashboard, y luego el componente de IA). Para el trabajo con datos e Inteligencia Artificial usamos CRISP-DM, que ordena el ciclo de vida del dato desde la comprensión del negocio y los datos, pasando por su preparación y modelado, hasta la evaluación e implementación del modelo. Al empezar cada sprint definimos qué se va a hacer, y al terminarlo revisamos qué se logró y qué quedó pendiente, ajustando sobre la marcha. Esto nos permite calzar con las entregas parciales que pide la Fase 2 y la entrega final.</w:t>
             </w:r>
           </w:p>
           <w:p>
@@ -2928,7 +2896,7 @@
                 <w:szCs w:val="20"/>
                 <w:rtl w:val="0"/>
               </w:rPr>
-              <w:t xml:space="preserve">Diego A.  encargado de hablar con Doña Laura SpA y levantar los requerimientos del sistema.</w:t>
+              <w:t xml:space="preserve">Diego A. — encargado de hablar con Doña Laura SpA, levantar los requerimientos del sistema y recopilar los datos históricos de cosecha.</w:t>
             </w:r>
             <w:r>
               <w:rPr>
@@ -2957,7 +2925,7 @@
                 <w:szCs w:val="20"/>
                 <w:rtl w:val="0"/>
               </w:rPr>
-              <w:t xml:space="preserve">Alex  a cargo del backend y la base de datos.</w:t>
+              <w:t xml:space="preserve">Alex — a cargo de la arquitectura, el backend, la base de datos y el desarrollo del modelo de Machine Learning.</w:t>
             </w:r>
             <w:r>
               <w:rPr>
@@ -2986,7 +2954,7 @@
                 <w:szCs w:val="20"/>
                 <w:rtl w:val="0"/>
               </w:rPr>
-              <w:t xml:space="preserve">Alexander  a cargo del frontend y la interfaz del sistema.</w:t>
+              <w:t xml:space="preserve">Alexander — a cargo del frontend, el dashboard y la integración del módulo de IA en el sistema.</w:t>
             </w:r>
             <w:r>
               <w:rPr>
@@ -3015,7 +2983,7 @@
                 <w:szCs w:val="20"/>
                 <w:rtl w:val="0"/>
               </w:rPr>
-              <w:t xml:space="preserve">Sebastian Valenzuela  encargado de coordinar las reuniones y revisar que todo vaya funcionando bien (pruebas).</w:t>
+              <w:t xml:space="preserve">Sebastian Valenzuela — encargado de coordinar las reuniones, las pruebas del sistema y la validación del modelo con la empresa.</w:t>
             </w:r>
             <w:r>
               <w:rPr>
@@ -3620,31 +3588,31 @@
                 <w:bCs w:val="1"/>
                 <w:rtl w:val="0"/>
               </w:rPr>
-              <w:t xml:space="preserve">Documento de levantamiento de requerimientos </w:t>
-            </w:r>
-            <w:r>
-              <w:rPr>
-                <w:rtl w:val="0"/>
-              </w:rPr>
-            </w:r>
-          </w:p>
-        </w:tc>
-        <w:tc>
-          <w:tcPr/>
-          <w:p>
-            <w:pPr>
-              <w:rPr>
-                <w:b w:val="1"/>
-                <w:bCs w:val="1"/>
-              </w:rPr>
-            </w:pPr>
-            <w:r>
-              <w:rPr>
-                <w:b w:val="1"/>
-                <w:bCs w:val="1"/>
-                <w:rtl w:val="0"/>
-              </w:rPr>
-              <w:t xml:space="preserve">Registro de los requerimientos funcionales y no funcionales de Agricolix, obtenidos a través de entrevistas y observación en Doña Laura SpA. </w:t>
+              <w:t xml:space="preserve">Documento de levantamiento de requerimientos y datos de cosecha </w:t>
+            </w:r>
+            <w:r>
+              <w:rPr>
+                <w:rtl w:val="0"/>
+              </w:rPr>
+            </w:r>
+          </w:p>
+        </w:tc>
+        <w:tc>
+          <w:tcPr/>
+          <w:p>
+            <w:pPr>
+              <w:rPr>
+                <w:b w:val="1"/>
+                <w:bCs w:val="1"/>
+              </w:rPr>
+            </w:pPr>
+            <w:r>
+              <w:rPr>
+                <w:b w:val="1"/>
+                <w:bCs w:val="1"/>
+                <w:rtl w:val="0"/>
+              </w:rPr>
+              <w:t xml:space="preserve">Registro de los requerimientos funcionales y no funcionales de Agricolix, junto con el historial de datos de cosecha recopilados, obtenidos a través de entrevistas y observación en Doña Laura SpA. </w:t>
             </w:r>
           </w:p>
         </w:tc>
@@ -3689,7 +3657,7 @@
                 <w:bCs w:val="1"/>
                 <w:rtl w:val="0"/>
               </w:rPr>
-              <w:t xml:space="preserve">Permite comprobar que el sistema se está construyendo en base a las necesidades reales de la empresa.</w:t>
+              <w:t xml:space="preserve">Permite comprobar que el sistema y el modelo de IA se están construyendo en base a las necesidades y datos reales de la empresa.</w:t>
             </w:r>
             <w:r>
               <w:rPr>
@@ -3772,7 +3740,7 @@
                 <w:bCs w:val="1"/>
                 <w:rtl w:val="0"/>
               </w:rPr>
-              <w:t xml:space="preserve">Modelo de base de datos (diagrama Entidad-Relación) </w:t>
+              <w:t xml:space="preserve">Modelo de base de datos y dataset de IA </w:t>
             </w:r>
             <w:r>
               <w:rPr>
@@ -3822,7 +3790,7 @@
                 <w:bCs w:val="1"/>
                 <w:rtl w:val="0"/>
               </w:rPr>
-              <w:t xml:space="preserve">Diseño de la estructura de datos que soportará la gestión de trabajadores, contratos, pagos, furgones y clientes. </w:t>
+              <w:t xml:space="preserve">Diseño de la estructura de datos que soportará la gestión de trabajadores, contratos, pagos, furgones y clientes, junto con el dataset limpio y normalizado que alimentará el modelo de rendimiento. </w:t>
             </w:r>
             <w:r>
               <w:rPr>
@@ -3873,7 +3841,7 @@
                 <w:bCs w:val="1"/>
                 <w:rtl w:val="0"/>
               </w:rPr>
-              <w:t xml:space="preserve">Da cuenta de que se aplicó el diseño de bases de datos relacionales exigido por el perfil de egreso. </w:t>
+              <w:t xml:space="preserve">Da cuenta de que se aplicó el diseño de bases de datos relacionales y la preparación de datos exigidos por el perfil de egreso. </w:t>
             </w:r>
             <w:r>
               <w:rPr>
@@ -4034,7 +4002,7 @@
                 <w:bCs w:val="1"/>
                 <w:rtl w:val="0"/>
               </w:rPr>
-              <w:t xml:space="preserve">Módulos del sistema ya desarrollados y operativos según el sprint correspondiente.</w:t>
+              <w:t xml:space="preserve">Módulos del sistema ya desarrollados y operativos según el sprint correspondiente, incluyendo avances del módulo de IA.</w:t>
             </w:r>
             <w:r>
               <w:rPr>
@@ -4418,7 +4386,7 @@
                 <w:bCs w:val="1"/>
                 <w:rtl w:val="0"/>
               </w:rPr>
-              <w:t xml:space="preserve">Versión final de Agricolix con todos los módulos integrados.</w:t>
+              <w:t xml:space="preserve">Versión final de Agricolix con todos los módulos integrados, incluyendo el dashboard de rendimiento y el módulo de IA.</w:t>
             </w:r>
           </w:p>
         </w:tc>
@@ -4838,7 +4806,7 @@
                 <w:bCs w:val="1"/>
                 <w:rtl w:val="0"/>
               </w:rPr>
-              <w:t xml:space="preserve">Documento que resume el desarrollo completo, resultados obtenidos y aprendizajes del equipo. </w:t>
+              <w:t xml:space="preserve">Documento que resume el desarrollo completo del sistema y del modelo de IA, los resultados obtenidos y los aprendizajes del equipo. </w:t>
             </w:r>
           </w:p>
         </w:tc>
@@ -5335,11 +5303,6 @@
               </w:rPr>
               <w:t xml:space="preserve">Ingeniería de requisitos / Gestión de proyectos</w:t>
             </w:r>
-            <w:r>
-              <w:rPr>
-                <w:rtl w:val="0"/>
-              </w:rPr>
-            </w:r>
           </w:p>
         </w:tc>
         <w:tc>
@@ -5362,11 +5325,6 @@
               </w:rPr>
               <w:t xml:space="preserve">Definición y validación del Proyecto APT</w:t>
             </w:r>
-            <w:r>
-              <w:rPr>
-                <w:rtl w:val="0"/>
-              </w:rPr>
-            </w:r>
           </w:p>
         </w:tc>
         <w:tc>
@@ -5387,12 +5345,7 @@
               <w:rPr>
                 <w:rtl w:val="0"/>
               </w:rPr>
-              <w:t xml:space="preserve">Completar Guía 1, autoevaluación de competencias y diario de reflexión; validar alcance con el profesor guía.</w:t>
-            </w:r>
-            <w:r>
-              <w:rPr>
-                <w:rtl w:val="0"/>
-              </w:rPr>
+              <w:t xml:space="preserve">Completar Guía 1, autoevaluación de competencias y diario de reflexión; validar alcance con el docente.</w:t>
             </w:r>
           </w:p>
         </w:tc>
@@ -5416,11 +5369,6 @@
               </w:rPr>
               <w:t xml:space="preserve">Plantillas Fase 1, reuniones con docente</w:t>
             </w:r>
-            <w:r>
-              <w:rPr>
-                <w:rtl w:val="0"/>
-              </w:rPr>
-            </w:r>
           </w:p>
         </w:tc>
         <w:tc>
@@ -5446,11 +5394,6 @@
                 <w:rtl w:val="0"/>
               </w:rPr>
               <w:t xml:space="preserve">2 semanas (S1-S2)</w:t>
-            </w:r>
-            <w:r>
-              <w:rPr>
-                <w:rtl w:val="0"/>
-              </w:rPr>
             </w:r>
           </w:p>
         </w:tc>
@@ -5479,11 +5422,6 @@
               </w:rPr>
               <w:t xml:space="preserve">Todo el equipo</w:t>
             </w:r>
-            <w:r>
-              <w:rPr>
-                <w:rtl w:val="0"/>
-              </w:rPr>
-            </w:r>
           </w:p>
         </w:tc>
         <w:tc>
@@ -5504,12 +5442,7 @@
               <w:rPr>
                 <w:rtl w:val="0"/>
               </w:rPr>
-              <w:t xml:space="preserve">Sujeto a retroalimentación del profesor guía.</w:t>
-            </w:r>
-            <w:r>
-              <w:rPr>
-                <w:rtl w:val="0"/>
-              </w:rPr>
+              <w:t xml:space="preserve">Sujeto a retroalimentación del docente.</w:t>
             </w:r>
           </w:p>
         </w:tc>
@@ -5539,11 +5472,6 @@
               </w:rPr>
               <w:t xml:space="preserve">Ingeniería de requisitos</w:t>
             </w:r>
-            <w:r>
-              <w:rPr>
-                <w:rtl w:val="0"/>
-              </w:rPr>
-            </w:r>
           </w:p>
         </w:tc>
         <w:tc>
@@ -5564,12 +5492,7 @@
               <w:rPr>
                 <w:rtl w:val="0"/>
               </w:rPr>
-              <w:t xml:space="preserve">Levantamiento de requerimientos</w:t>
-            </w:r>
-            <w:r>
-              <w:rPr>
-                <w:rtl w:val="0"/>
-              </w:rPr>
+              <w:t xml:space="preserve">Levantamiento de requerimientos y recolección de datos</w:t>
             </w:r>
           </w:p>
         </w:tc>
@@ -5591,12 +5514,7 @@
               <w:rPr>
                 <w:rtl w:val="0"/>
               </w:rPr>
-              <w:t xml:space="preserve">Entrevistas y observación directa en terreno con Doña Laura SpA para levantar requerimientos funcionales y no funcionales.</w:t>
-            </w:r>
-            <w:r>
-              <w:rPr>
-                <w:rtl w:val="0"/>
-              </w:rPr>
+              <w:t xml:space="preserve">Entrevistas y observación directa en terreno con Doña Laura SpA para levantar requerimientos funcionales y no funcionales, y recopilar el historial de datos de cosecha (planillas semanales).</w:t>
             </w:r>
           </w:p>
         </w:tc>
@@ -5618,12 +5536,7 @@
               <w:rPr>
                 <w:rtl w:val="0"/>
               </w:rPr>
-              <w:t xml:space="preserve">Pauta de entrevista, visita a la empresa</w:t>
-            </w:r>
-            <w:r>
-              <w:rPr>
-                <w:rtl w:val="0"/>
-              </w:rPr>
+              <w:t xml:space="preserve">Pauta de entrevista, visita a la empresa, planillas de cosecha</w:t>
             </w:r>
           </w:p>
         </w:tc>
@@ -5650,11 +5563,6 @@
                 <w:rtl w:val="0"/>
               </w:rPr>
               <w:t xml:space="preserve">2 semanas (S3-S4)</w:t>
-            </w:r>
-            <w:r>
-              <w:rPr>
-                <w:rtl w:val="0"/>
-              </w:rPr>
             </w:r>
           </w:p>
         </w:tc>
@@ -5683,11 +5591,6 @@
               </w:rPr>
               <w:t xml:space="preserve">Diego A.</w:t>
             </w:r>
-            <w:r>
-              <w:rPr>
-                <w:rtl w:val="0"/>
-              </w:rPr>
-            </w:r>
           </w:p>
         </w:tc>
         <w:tc>
@@ -5709,11 +5612,6 @@
                 <w:rtl w:val="0"/>
               </w:rPr>
               <w:t xml:space="preserve">Depende de la disponibilidad de los contratistas en terreno.</w:t>
-            </w:r>
-            <w:r>
-              <w:rPr>
-                <w:rtl w:val="0"/>
-              </w:rPr>
             </w:r>
           </w:p>
         </w:tc>
@@ -5741,12 +5639,7 @@
               <w:rPr>
                 <w:rtl w:val="0"/>
               </w:rPr>
-              <w:t xml:space="preserve">Gestión de bases de datos</w:t>
-            </w:r>
-            <w:r>
-              <w:rPr>
-                <w:rtl w:val="0"/>
-              </w:rPr>
+              <w:t xml:space="preserve">Diseño de software / Gestión de bases de datos</w:t>
             </w:r>
           </w:p>
         </w:tc>
@@ -5768,12 +5661,7 @@
               <w:rPr>
                 <w:rtl w:val="0"/>
               </w:rPr>
-              <w:t xml:space="preserve">Diseño de base de datos (modelo Entidad-Relación)</w:t>
-            </w:r>
-            <w:r>
-              <w:rPr>
-                <w:rtl w:val="0"/>
-              </w:rPr>
+              <w:t xml:space="preserve">Diseño de arquitectura y base de datos</w:t>
             </w:r>
           </w:p>
         </w:tc>
@@ -5795,12 +5683,7 @@
               <w:rPr>
                 <w:rtl w:val="0"/>
               </w:rPr>
-              <w:t xml:space="preserve">Diseñar el modelo relacional que soportará trabajadores, contratos, pagos, furgones y clientes.</w:t>
-            </w:r>
-            <w:r>
-              <w:rPr>
-                <w:rtl w:val="0"/>
-              </w:rPr>
+              <w:t xml:space="preserve">Diseñar la arquitectura del sistema (frontend en React, API en FastAPI, base de datos en PostgreSQL) y el modelo relacional que soportará trabajadores, contratos, pagos, furgones y clientes.</w:t>
             </w:r>
           </w:p>
         </w:tc>
@@ -5822,12 +5705,7 @@
               <w:rPr>
                 <w:rtl w:val="0"/>
               </w:rPr>
-              <w:t xml:space="preserve">Herramienta de modelado, motor de base de datos</w:t>
-            </w:r>
-            <w:r>
-              <w:rPr>
-                <w:rtl w:val="0"/>
-              </w:rPr>
+              <w:t xml:space="preserve">Herramienta de modelado, motor de base de datos, framework de desarrollo</w:t>
             </w:r>
           </w:p>
         </w:tc>
@@ -5854,11 +5732,6 @@
                 <w:rtl w:val="0"/>
               </w:rPr>
               <w:t xml:space="preserve">1 semana (S5)</w:t>
-            </w:r>
-            <w:r>
-              <w:rPr>
-                <w:rtl w:val="0"/>
-              </w:rPr>
             </w:r>
           </w:p>
         </w:tc>
@@ -5887,11 +5760,6 @@
               </w:rPr>
               <w:t xml:space="preserve">Alex</w:t>
             </w:r>
-            <w:r>
-              <w:rPr>
-                <w:rtl w:val="0"/>
-              </w:rPr>
-            </w:r>
           </w:p>
         </w:tc>
         <w:tc>
@@ -5913,11 +5781,6 @@
                 <w:rtl w:val="0"/>
               </w:rPr>
               <w:t xml:space="preserve">Es la base para todos los sprints de desarrollo siguientes.</w:t>
-            </w:r>
-            <w:r>
-              <w:rPr>
-                <w:rtl w:val="0"/>
-              </w:rPr>
             </w:r>
           </w:p>
         </w:tc>
@@ -5947,11 +5810,6 @@
               </w:rPr>
               <w:t xml:space="preserve">Diseño y desarrollo de software</w:t>
             </w:r>
-            <w:r>
-              <w:rPr>
-                <w:rtl w:val="0"/>
-              </w:rPr>
-            </w:r>
           </w:p>
         </w:tc>
         <w:tc>
@@ -5972,12 +5830,7 @@
               <w:rPr>
                 <w:rtl w:val="0"/>
               </w:rPr>
-              <w:t xml:space="preserve">Sprint 1 - Módulo Trabajadores</w:t>
-            </w:r>
-            <w:r>
-              <w:rPr>
-                <w:rtl w:val="0"/>
-              </w:rPr>
+              <w:t xml:space="preserve">Sprint 1 - Módulo de Gestión</w:t>
             </w:r>
           </w:p>
         </w:tc>
@@ -5999,12 +5852,7 @@
               <w:rPr>
                 <w:rtl w:val="0"/>
               </w:rPr>
-              <w:t xml:space="preserve">Desarrollo del módulo de registro, edición y consulta de trabajadores.</w:t>
-            </w:r>
-            <w:r>
-              <w:rPr>
-                <w:rtl w:val="0"/>
-              </w:rPr>
+              <w:t xml:space="preserve">Desarrollo del módulo de gestión de trabajadores, sectores, jornadas, contratos, pagos, furgones y clientes.</w:t>
             </w:r>
           </w:p>
         </w:tc>
@@ -6028,11 +5876,6 @@
               </w:rPr>
               <w:t xml:space="preserve">Entorno de desarrollo, base de datos</w:t>
             </w:r>
-            <w:r>
-              <w:rPr>
-                <w:rtl w:val="0"/>
-              </w:rPr>
-            </w:r>
           </w:p>
         </w:tc>
         <w:tc>
@@ -6058,11 +5901,6 @@
                 <w:rtl w:val="0"/>
               </w:rPr>
               <w:t xml:space="preserve">2 semanas (S6-S7)</w:t>
-            </w:r>
-            <w:r>
-              <w:rPr>
-                <w:rtl w:val="0"/>
-              </w:rPr>
             </w:r>
           </w:p>
         </w:tc>
@@ -6091,11 +5929,6 @@
               </w:rPr>
               <w:t xml:space="preserve">Alex y Alexander</w:t>
             </w:r>
-            <w:r>
-              <w:rPr>
-                <w:rtl w:val="0"/>
-              </w:rPr>
-            </w:r>
           </w:p>
         </w:tc>
         <w:tc>
@@ -6117,11 +5950,6 @@
                 <w:rtl w:val="0"/>
               </w:rPr>
               <w:t xml:space="preserve">Primer incremento funcional del sistema.</w:t>
-            </w:r>
-            <w:r>
-              <w:rPr>
-                <w:rtl w:val="0"/>
-              </w:rPr>
             </w:r>
           </w:p>
         </w:tc>
@@ -6151,11 +5979,6 @@
               </w:rPr>
               <w:t xml:space="preserve">Diseño y desarrollo de software</w:t>
             </w:r>
-            <w:r>
-              <w:rPr>
-                <w:rtl w:val="0"/>
-              </w:rPr>
-            </w:r>
           </w:p>
         </w:tc>
         <w:tc>
@@ -6176,12 +5999,7 @@
               <w:rPr>
                 <w:rtl w:val="0"/>
               </w:rPr>
-              <w:t xml:space="preserve">Sprint 2 - Módulo Contratos y Pagos</w:t>
-            </w:r>
-            <w:r>
-              <w:rPr>
-                <w:rtl w:val="0"/>
-              </w:rPr>
+              <w:t xml:space="preserve">Sprint 2 - Dashboard y Reportes</w:t>
             </w:r>
           </w:p>
         </w:tc>
@@ -6203,12 +6021,7 @@
               <w:rPr>
                 <w:rtl w:val="0"/>
               </w:rPr>
-              <w:t xml:space="preserve">Desarrollo del módulo de gestión de contratos y control de pagos.</w:t>
-            </w:r>
-            <w:r>
-              <w:rPr>
-                <w:rtl w:val="0"/>
-              </w:rPr>
+              <w:t xml:space="preserve">Desarrollo del dashboard de rendimiento y de los reportes consolidados y trazables sobre trabajadores, contratos y servicios.</w:t>
             </w:r>
           </w:p>
         </w:tc>
@@ -6232,11 +6045,6 @@
               </w:rPr>
               <w:t xml:space="preserve">Entorno de desarrollo, base de datos</w:t>
             </w:r>
-            <w:r>
-              <w:rPr>
-                <w:rtl w:val="0"/>
-              </w:rPr>
-            </w:r>
           </w:p>
         </w:tc>
         <w:tc>
@@ -6262,11 +6070,6 @@
                 <w:rtl w:val="0"/>
               </w:rPr>
               <w:t xml:space="preserve">2 semanas (S8-S9)</w:t>
-            </w:r>
-            <w:r>
-              <w:rPr>
-                <w:rtl w:val="0"/>
-              </w:rPr>
             </w:r>
           </w:p>
         </w:tc>
@@ -6295,11 +6098,6 @@
               </w:rPr>
               <w:t xml:space="preserve">Alex y Alexander</w:t>
             </w:r>
-            <w:r>
-              <w:rPr>
-                <w:rtl w:val="0"/>
-              </w:rPr>
-            </w:r>
           </w:p>
         </w:tc>
         <w:tc>
@@ -6320,12 +6118,7 @@
               <w:rPr>
                 <w:rtl w:val="0"/>
               </w:rPr>
-              <w:t xml:space="preserve">Depende de que el módulo de Trabajadores esté operativo.</w:t>
-            </w:r>
-            <w:r>
-              <w:rPr>
-                <w:rtl w:val="0"/>
-              </w:rPr>
+              <w:t xml:space="preserve">Depende de que el módulo de Gestión esté operativo.</w:t>
             </w:r>
           </w:p>
         </w:tc>
@@ -6353,12 +6146,7 @@
               <w:rPr>
                 <w:rtl w:val="0"/>
               </w:rPr>
-              <w:t xml:space="preserve">Diseño y desarrollo de software</w:t>
-            </w:r>
-            <w:r>
-              <w:rPr>
-                <w:rtl w:val="0"/>
-              </w:rPr>
+              <w:t xml:space="preserve">Análisis de datos e Inteligencia Artificial</w:t>
             </w:r>
           </w:p>
         </w:tc>
@@ -6380,12 +6168,7 @@
               <w:rPr>
                 <w:rtl w:val="0"/>
               </w:rPr>
-              <w:t xml:space="preserve">Sprint 3 - Módulo Furgones y Clientes</w:t>
-            </w:r>
-            <w:r>
-              <w:rPr>
-                <w:rtl w:val="0"/>
-              </w:rPr>
+              <w:t xml:space="preserve">Sprint 3 - Preparación del Dataset de IA</w:t>
             </w:r>
           </w:p>
         </w:tc>
@@ -6407,12 +6190,7 @@
               <w:rPr>
                 <w:rtl w:val="0"/>
               </w:rPr>
-              <w:t xml:space="preserve">Desarrollo del módulo de administración de furgones y de empresas/clientes.</w:t>
-            </w:r>
-            <w:r>
-              <w:rPr>
-                <w:rtl w:val="0"/>
-              </w:rPr>
+              <w:t xml:space="preserve">Limpieza, normalización y selección de variables del historial de datos de cosecha para alimentar el modelo de Machine Learning.</w:t>
             </w:r>
           </w:p>
         </w:tc>
@@ -6434,12 +6212,7 @@
               <w:rPr>
                 <w:rtl w:val="0"/>
               </w:rPr>
-              <w:t xml:space="preserve">Entorno de desarrollo, base de datos</w:t>
-            </w:r>
-            <w:r>
-              <w:rPr>
-                <w:rtl w:val="0"/>
-              </w:rPr>
+              <w:t xml:space="preserve">Dataset de cosecha, herramientas de análisis de datos (Pandas)</w:t>
             </w:r>
           </w:p>
         </w:tc>
@@ -6466,11 +6239,6 @@
                 <w:rtl w:val="0"/>
               </w:rPr>
               <w:t xml:space="preserve">2 semanas (S10-S11)</w:t>
-            </w:r>
-            <w:r>
-              <w:rPr>
-                <w:rtl w:val="0"/>
-              </w:rPr>
             </w:r>
           </w:p>
         </w:tc>
@@ -6499,11 +6267,6 @@
               </w:rPr>
               <w:t xml:space="preserve">Alex y Alexander</w:t>
             </w:r>
-            <w:r>
-              <w:rPr>
-                <w:rtl w:val="0"/>
-              </w:rPr>
-            </w:r>
           </w:p>
         </w:tc>
         <w:tc>
@@ -6524,12 +6287,7 @@
               <w:rPr>
                 <w:rtl w:val="0"/>
               </w:rPr>
-              <w:t xml:space="preserve">Incluye asociación de servicios a clientes.</w:t>
-            </w:r>
-            <w:r>
-              <w:rPr>
-                <w:rtl w:val="0"/>
-              </w:rPr>
+              <w:t xml:space="preserve">Requiere que el historial de datos de cosecha ya esté disponible.</w:t>
             </w:r>
           </w:p>
         </w:tc>
@@ -6557,12 +6315,7 @@
               <w:rPr>
                 <w:rtl w:val="0"/>
               </w:rPr>
-              <w:t xml:space="preserve">Diseño y desarrollo de software</w:t>
-            </w:r>
-            <w:r>
-              <w:rPr>
-                <w:rtl w:val="0"/>
-              </w:rPr>
+              <w:t xml:space="preserve">Inteligencia Artificial / Aprendizaje automático</w:t>
             </w:r>
           </w:p>
         </w:tc>
@@ -6584,12 +6337,7 @@
               <w:rPr>
                 <w:rtl w:val="0"/>
               </w:rPr>
-              <w:t xml:space="preserve">Sprint 4 - Módulo de Reportes</w:t>
-            </w:r>
-            <w:r>
-              <w:rPr>
-                <w:rtl w:val="0"/>
-              </w:rPr>
+              <w:t xml:space="preserve">Sprint 4 - Construcción del Modelo de IA</w:t>
             </w:r>
           </w:p>
         </w:tc>
@@ -6611,12 +6359,7 @@
               <w:rPr>
                 <w:rtl w:val="0"/>
               </w:rPr>
-              <w:t xml:space="preserve">Implementación de reportes consolidados y trazables sobre trabajadores, contratos y servicios.</w:t>
-            </w:r>
-            <w:r>
-              <w:rPr>
-                <w:rtl w:val="0"/>
-              </w:rPr>
+              <w:t xml:space="preserve">Entrenamiento y evaluación de modelos de Machine Learning (línea base, regresión, Random Forest, Gradient Boosting) para estimar el rendimiento esperado de cosecha.</w:t>
             </w:r>
           </w:p>
         </w:tc>
@@ -6638,12 +6381,7 @@
               <w:rPr>
                 <w:rtl w:val="0"/>
               </w:rPr>
-              <w:t xml:space="preserve">Entorno de desarrollo, base de datos</w:t>
-            </w:r>
-            <w:r>
-              <w:rPr>
-                <w:rtl w:val="0"/>
-              </w:rPr>
+              <w:t xml:space="preserve">Entorno de desarrollo, dataset limpio, librerías de Machine Learning (scikit-learn)</w:t>
             </w:r>
           </w:p>
         </w:tc>
@@ -6670,11 +6408,6 @@
                 <w:rtl w:val="0"/>
               </w:rPr>
               <w:t xml:space="preserve">2 semanas (S12-S13)</w:t>
-            </w:r>
-            <w:r>
-              <w:rPr>
-                <w:rtl w:val="0"/>
-              </w:rPr>
             </w:r>
           </w:p>
         </w:tc>
@@ -6703,11 +6436,6 @@
               </w:rPr>
               <w:t xml:space="preserve">Alex y Alexander</w:t>
             </w:r>
-            <w:r>
-              <w:rPr>
-                <w:rtl w:val="0"/>
-              </w:rPr>
-            </w:r>
           </w:p>
         </w:tc>
         <w:tc>
@@ -6728,12 +6456,7 @@
               <w:rPr>
                 <w:rtl w:val="0"/>
               </w:rPr>
-              <w:t xml:space="preserve">Cierra el desarrollo funcional de los módulos principales.</w:t>
-            </w:r>
-            <w:r>
-              <w:rPr>
-                <w:rtl w:val="0"/>
-              </w:rPr>
+              <w:t xml:space="preserve">Se selecciona el modelo que supere la línea base y entregue mejores métricas.</w:t>
             </w:r>
           </w:p>
         </w:tc>
@@ -6763,11 +6486,6 @@
               </w:rPr>
               <w:t xml:space="preserve">Evaluación y gestión de proyectos</w:t>
             </w:r>
-            <w:r>
-              <w:rPr>
-                <w:rtl w:val="0"/>
-              </w:rPr>
-            </w:r>
           </w:p>
         </w:tc>
         <w:tc>
@@ -6788,12 +6506,7 @@
               <w:rPr>
                 <w:rtl w:val="0"/>
               </w:rPr>
-              <w:t xml:space="preserve">Integración y pruebas del sistema</w:t>
-            </w:r>
-            <w:r>
-              <w:rPr>
-                <w:rtl w:val="0"/>
-              </w:rPr>
+              <w:t xml:space="preserve">Integración del módulo de IA y pruebas del sistema</w:t>
             </w:r>
           </w:p>
         </w:tc>
@@ -6815,12 +6528,7 @@
               <w:rPr>
                 <w:rtl w:val="0"/>
               </w:rPr>
-              <w:t xml:space="preserve">Pruebas funcionales integradas de todos los módulos y corrección de errores detectados.</w:t>
-            </w:r>
-            <w:r>
-              <w:rPr>
-                <w:rtl w:val="0"/>
-              </w:rPr>
+              <w:t xml:space="preserve">Integración del modelo de IA al sistema (indicadores y alertas en el dashboard) y pruebas funcionales integradas de todos los módulos, con corrección de errores detectados.</w:t>
             </w:r>
           </w:p>
         </w:tc>
@@ -6844,11 +6552,6 @@
               </w:rPr>
               <w:t xml:space="preserve">Casos de prueba, ambiente de pruebas</w:t>
             </w:r>
-            <w:r>
-              <w:rPr>
-                <w:rtl w:val="0"/>
-              </w:rPr>
-            </w:r>
           </w:p>
         </w:tc>
         <w:tc>
@@ -6874,11 +6577,6 @@
                 <w:rtl w:val="0"/>
               </w:rPr>
               <w:t xml:space="preserve">2 semanas (S14-S15)</w:t>
-            </w:r>
-            <w:r>
-              <w:rPr>
-                <w:rtl w:val="0"/>
-              </w:rPr>
             </w:r>
           </w:p>
         </w:tc>
@@ -6907,11 +6605,6 @@
               </w:rPr>
               <w:t xml:space="preserve">Sebastian Valenzuela</w:t>
             </w:r>
-            <w:r>
-              <w:rPr>
-                <w:rtl w:val="0"/>
-              </w:rPr>
-            </w:r>
           </w:p>
         </w:tc>
         <w:tc>
@@ -6933,11 +6626,6 @@
                 <w:rtl w:val="0"/>
               </w:rPr>
               <w:t xml:space="preserve">Incluye pruebas con datos reales aportados por la empresa.</w:t>
-            </w:r>
-            <w:r>
-              <w:rPr>
-                <w:rtl w:val="0"/>
-              </w:rPr>
             </w:r>
           </w:p>
         </w:tc>
@@ -6967,11 +6655,6 @@
               </w:rPr>
               <w:t xml:space="preserve">Diseño de soluciones con foco en calidad</w:t>
             </w:r>
-            <w:r>
-              <w:rPr>
-                <w:rtl w:val="0"/>
-              </w:rPr>
-            </w:r>
           </w:p>
         </w:tc>
         <w:tc>
@@ -6994,11 +6677,6 @@
               </w:rPr>
               <w:t xml:space="preserve">Elaboración de manual de usuario</w:t>
             </w:r>
-            <w:r>
-              <w:rPr>
-                <w:rtl w:val="0"/>
-              </w:rPr>
-            </w:r>
           </w:p>
         </w:tc>
         <w:tc>
@@ -7021,11 +6699,6 @@
               </w:rPr>
               <w:t xml:space="preserve">Documentar el uso del sistema dirigido al personal de Doña Laura SpA.</w:t>
             </w:r>
-            <w:r>
-              <w:rPr>
-                <w:rtl w:val="0"/>
-              </w:rPr>
-            </w:r>
           </w:p>
         </w:tc>
         <w:tc>
@@ -7048,11 +6721,6 @@
               </w:rPr>
               <w:t xml:space="preserve">Plantilla de manual, capturas del sistema</w:t>
             </w:r>
-            <w:r>
-              <w:rPr>
-                <w:rtl w:val="0"/>
-              </w:rPr>
-            </w:r>
           </w:p>
         </w:tc>
         <w:tc>
@@ -7078,11 +6746,6 @@
                 <w:rtl w:val="0"/>
               </w:rPr>
               <w:t xml:space="preserve">1 semana (S16)</w:t>
-            </w:r>
-            <w:r>
-              <w:rPr>
-                <w:rtl w:val="0"/>
-              </w:rPr>
             </w:r>
           </w:p>
         </w:tc>
@@ -7111,11 +6774,6 @@
               </w:rPr>
               <w:t xml:space="preserve">Sebastian Valenzuela</w:t>
             </w:r>
-            <w:r>
-              <w:rPr>
-                <w:rtl w:val="0"/>
-              </w:rPr>
-            </w:r>
           </w:p>
         </w:tc>
         <w:tc>
@@ -7137,11 +6795,6 @@
                 <w:rtl w:val="0"/>
               </w:rPr>
               <w:t xml:space="preserve">Debe validarse con un usuario de la empresa.</w:t>
-            </w:r>
-            <w:r>
-              <w:rPr>
-                <w:rtl w:val="0"/>
-              </w:rPr>
             </w:r>
           </w:p>
         </w:tc>
@@ -7171,11 +6824,6 @@
               </w:rPr>
               <w:t xml:space="preserve">Gestión de proyectos</w:t>
             </w:r>
-            <w:r>
-              <w:rPr>
-                <w:rtl w:val="0"/>
-              </w:rPr>
-            </w:r>
           </w:p>
         </w:tc>
         <w:tc>
@@ -7198,11 +6846,6 @@
               </w:rPr>
               <w:t xml:space="preserve">Preparación de informe final y presentación</w:t>
             </w:r>
-            <w:r>
-              <w:rPr>
-                <w:rtl w:val="0"/>
-              </w:rPr>
-            </w:r>
           </w:p>
         </w:tc>
         <w:tc>
@@ -7225,11 +6868,6 @@
               </w:rPr>
               <w:t xml:space="preserve">Redacción del informe final y elaboración del material para la defensa ante el tribunal.</w:t>
             </w:r>
-            <w:r>
-              <w:rPr>
-                <w:rtl w:val="0"/>
-              </w:rPr>
-            </w:r>
           </w:p>
         </w:tc>
         <w:tc>
@@ -7252,11 +6890,6 @@
               </w:rPr>
               <w:t xml:space="preserve">Plantilla de informe final, plantilla de presentación</w:t>
             </w:r>
-            <w:r>
-              <w:rPr>
-                <w:rtl w:val="0"/>
-              </w:rPr>
-            </w:r>
           </w:p>
         </w:tc>
         <w:tc>
@@ -7282,11 +6915,6 @@
                 <w:rtl w:val="0"/>
               </w:rPr>
               <w:t xml:space="preserve">1 semana (S17)</w:t>
-            </w:r>
-            <w:r>
-              <w:rPr>
-                <w:rtl w:val="0"/>
-              </w:rPr>
             </w:r>
           </w:p>
         </w:tc>
@@ -7315,11 +6943,6 @@
               </w:rPr>
               <w:t xml:space="preserve">Todo el equipo</w:t>
             </w:r>
-            <w:r>
-              <w:rPr>
-                <w:rtl w:val="0"/>
-              </w:rPr>
-            </w:r>
           </w:p>
         </w:tc>
         <w:tc>
@@ -7341,11 +6964,6 @@
                 <w:rtl w:val="0"/>
               </w:rPr>
               <w:t xml:space="preserve">Debe reflejar resultados y aprendizajes del equipo.</w:t>
-            </w:r>
-            <w:r>
-              <w:rPr>
-                <w:rtl w:val="0"/>
-              </w:rPr>
             </w:r>
           </w:p>
         </w:tc>
@@ -7375,11 +6993,6 @@
               </w:rPr>
               <w:t xml:space="preserve">Gestión de proyectos</w:t>
             </w:r>
-            <w:r>
-              <w:rPr>
-                <w:rtl w:val="0"/>
-              </w:rPr>
-            </w:r>
           </w:p>
         </w:tc>
         <w:tc>
@@ -7402,11 +7015,6 @@
               </w:rPr>
               <w:t xml:space="preserve">Defensa final del proyecto</w:t>
             </w:r>
-            <w:r>
-              <w:rPr>
-                <w:rtl w:val="0"/>
-              </w:rPr>
-            </w:r>
           </w:p>
         </w:tc>
         <w:tc>
@@ -7429,11 +7037,6 @@
               </w:rPr>
               <w:t xml:space="preserve">Presentación y defensa del Proyecto APT ante el tribunal evaluador.</w:t>
             </w:r>
-            <w:r>
-              <w:rPr>
-                <w:rtl w:val="0"/>
-              </w:rPr>
-            </w:r>
           </w:p>
         </w:tc>
         <w:tc>
@@ -7456,11 +7059,6 @@
               </w:rPr>
               <w:t xml:space="preserve">Presentación final, sistema funcionando</w:t>
             </w:r>
-            <w:r>
-              <w:rPr>
-                <w:rtl w:val="0"/>
-              </w:rPr>
-            </w:r>
           </w:p>
         </w:tc>
         <w:tc>
@@ -7486,11 +7084,6 @@
                 <w:rtl w:val="0"/>
               </w:rPr>
               <w:t xml:space="preserve">1 semana (S18)</w:t>
-            </w:r>
-            <w:r>
-              <w:rPr>
-                <w:rtl w:val="0"/>
-              </w:rPr>
             </w:r>
           </w:p>
         </w:tc>
@@ -7519,11 +7112,6 @@
               </w:rPr>
               <w:t xml:space="preserve">Todo el equipo</w:t>
             </w:r>
-            <w:r>
-              <w:rPr>
-                <w:rtl w:val="0"/>
-              </w:rPr>
-            </w:r>
           </w:p>
         </w:tc>
         <w:tc>
@@ -7545,11 +7133,6 @@
                 <w:rtl w:val="0"/>
               </w:rPr>
               <w:t xml:space="preserve">Cierre formal del Proyecto APT.</w:t>
-            </w:r>
-            <w:r>
-              <w:rPr>
-                <w:rtl w:val="0"/>
-              </w:rPr>
             </w:r>
           </w:p>
         </w:tc>
@@ -8469,11 +8052,6 @@
               </w:rPr>
               <w:t xml:space="preserve">X</w:t>
             </w:r>
-            <w:r>
-              <w:rPr>
-                <w:rtl w:val="0"/>
-              </w:rPr>
-            </w:r>
           </w:p>
         </w:tc>
         <w:tc>
@@ -8494,11 +8072,6 @@
                 <w:rtl w:val="0"/>
               </w:rPr>
               <w:t xml:space="preserve">X</w:t>
-            </w:r>
-            <w:r>
-              <w:rPr>
-                <w:rtl w:val="0"/>
-              </w:rPr>
             </w:r>
           </w:p>
         </w:tc>
@@ -8848,12 +8421,7 @@
               <w:rPr>
                 <w:rtl w:val="0"/>
               </w:rPr>
-              <w:t xml:space="preserve">Levantamiento de requerimientos</w:t>
-            </w:r>
-            <w:r>
-              <w:rPr>
-                <w:rtl w:val="0"/>
-              </w:rPr>
+              <w:t xml:space="preserve">Levantamiento de requerimientos y datos</w:t>
             </w:r>
           </w:p>
         </w:tc>
@@ -8916,11 +8484,6 @@
               </w:rPr>
               <w:t xml:space="preserve">X</w:t>
             </w:r>
-            <w:r>
-              <w:rPr>
-                <w:rtl w:val="0"/>
-              </w:rPr>
-            </w:r>
           </w:p>
         </w:tc>
         <w:tc>
@@ -8941,11 +8504,6 @@
                 <w:rtl w:val="0"/>
               </w:rPr>
               <w:t xml:space="preserve">X</w:t>
-            </w:r>
-            <w:r>
-              <w:rPr>
-                <w:rtl w:val="0"/>
-              </w:rPr>
             </w:r>
           </w:p>
         </w:tc>
@@ -9255,12 +8813,7 @@
               <w:rPr>
                 <w:rtl w:val="0"/>
               </w:rPr>
-              <w:t xml:space="preserve">Diseño de base de datos</w:t>
-            </w:r>
-            <w:r>
-              <w:rPr>
-                <w:rtl w:val="0"/>
-              </w:rPr>
+              <w:t xml:space="preserve">Diseño de arquitectura y base de datos</w:t>
             </w:r>
           </w:p>
         </w:tc>
@@ -9362,11 +8915,6 @@
                 <w:rtl w:val="0"/>
               </w:rPr>
               <w:t xml:space="preserve">X</w:t>
-            </w:r>
-            <w:r>
-              <w:rPr>
-                <w:rtl w:val="0"/>
-              </w:rPr>
             </w:r>
           </w:p>
         </w:tc>
@@ -9656,12 +9204,7 @@
               <w:rPr>
                 <w:rtl w:val="0"/>
               </w:rPr>
-              <w:t xml:space="preserve">Sprint 1 - Trabajadores</w:t>
-            </w:r>
-            <w:r>
-              <w:rPr>
-                <w:rtl w:val="0"/>
-              </w:rPr>
+              <w:t xml:space="preserve">Sprint 1 - Gestión</w:t>
             </w:r>
           </w:p>
         </w:tc>
@@ -9784,11 +9327,6 @@
               </w:rPr>
               <w:t xml:space="preserve">X</w:t>
             </w:r>
-            <w:r>
-              <w:rPr>
-                <w:rtl w:val="0"/>
-              </w:rPr>
-            </w:r>
           </w:p>
         </w:tc>
         <w:tc>
@@ -9809,11 +9347,6 @@
                 <w:rtl w:val="0"/>
               </w:rPr>
               <w:t xml:space="preserve">X</w:t>
-            </w:r>
-            <w:r>
-              <w:rPr>
-                <w:rtl w:val="0"/>
-              </w:rPr>
             </w:r>
           </w:p>
         </w:tc>
@@ -10063,12 +9596,7 @@
               <w:rPr>
                 <w:rtl w:val="0"/>
               </w:rPr>
-              <w:t xml:space="preserve">Sprint 2 - Contratos/Pagos</w:t>
-            </w:r>
-            <w:r>
-              <w:rPr>
-                <w:rtl w:val="0"/>
-              </w:rPr>
+              <w:t xml:space="preserve">Sprint 2 - Dashboard</w:t>
             </w:r>
           </w:p>
         </w:tc>
@@ -10231,11 +9759,6 @@
               </w:rPr>
               <w:t xml:space="preserve">X</w:t>
             </w:r>
-            <w:r>
-              <w:rPr>
-                <w:rtl w:val="0"/>
-              </w:rPr>
-            </w:r>
           </w:p>
         </w:tc>
         <w:tc>
@@ -10256,11 +9779,6 @@
                 <w:rtl w:val="0"/>
               </w:rPr>
               <w:t xml:space="preserve">X</w:t>
-            </w:r>
-            <w:r>
-              <w:rPr>
-                <w:rtl w:val="0"/>
-              </w:rPr>
             </w:r>
           </w:p>
         </w:tc>
@@ -10470,12 +9988,7 @@
               <w:rPr>
                 <w:rtl w:val="0"/>
               </w:rPr>
-              <w:t xml:space="preserve">Sprint 3 - Furgones/Clientes</w:t>
-            </w:r>
-            <w:r>
-              <w:rPr>
-                <w:rtl w:val="0"/>
-              </w:rPr>
+              <w:t xml:space="preserve">Sprint 3 - Dataset IA</w:t>
             </w:r>
           </w:p>
         </w:tc>
@@ -10678,11 +10191,6 @@
               </w:rPr>
               <w:t xml:space="preserve">X</w:t>
             </w:r>
-            <w:r>
-              <w:rPr>
-                <w:rtl w:val="0"/>
-              </w:rPr>
-            </w:r>
           </w:p>
         </w:tc>
         <w:tc>
@@ -10703,11 +10211,6 @@
                 <w:rtl w:val="0"/>
               </w:rPr>
               <w:t xml:space="preserve">X</w:t>
-            </w:r>
-            <w:r>
-              <w:rPr>
-                <w:rtl w:val="0"/>
-              </w:rPr>
             </w:r>
           </w:p>
         </w:tc>
@@ -10877,12 +10380,7 @@
               <w:rPr>
                 <w:rtl w:val="0"/>
               </w:rPr>
-              <w:t xml:space="preserve">Sprint 4 - Reportes</w:t>
-            </w:r>
-            <w:r>
-              <w:rPr>
-                <w:rtl w:val="0"/>
-              </w:rPr>
+              <w:t xml:space="preserve">Sprint 4 - Modelo IA</w:t>
             </w:r>
           </w:p>
         </w:tc>
@@ -11125,11 +10623,6 @@
               </w:rPr>
               <w:t xml:space="preserve">X</w:t>
             </w:r>
-            <w:r>
-              <w:rPr>
-                <w:rtl w:val="0"/>
-              </w:rPr>
-            </w:r>
           </w:p>
         </w:tc>
         <w:tc>
@@ -11150,11 +10643,6 @@
                 <w:rtl w:val="0"/>
               </w:rPr>
               <w:t xml:space="preserve">X</w:t>
-            </w:r>
-            <w:r>
-              <w:rPr>
-                <w:rtl w:val="0"/>
-              </w:rPr>
             </w:r>
           </w:p>
         </w:tc>
@@ -11284,12 +10772,7 @@
               <w:rPr>
                 <w:rtl w:val="0"/>
               </w:rPr>
-              <w:t xml:space="preserve">Integración y pruebas</w:t>
-            </w:r>
-            <w:r>
-              <w:rPr>
-                <w:rtl w:val="0"/>
-              </w:rPr>
+              <w:t xml:space="preserve">Integración IA y pruebas</w:t>
             </w:r>
           </w:p>
         </w:tc>
@@ -11572,11 +11055,6 @@
               </w:rPr>
               <w:t xml:space="preserve">X</w:t>
             </w:r>
-            <w:r>
-              <w:rPr>
-                <w:rtl w:val="0"/>
-              </w:rPr>
-            </w:r>
           </w:p>
         </w:tc>
         <w:tc>
@@ -11597,11 +11075,6 @@
                 <w:rtl w:val="0"/>
               </w:rPr>
               <w:t xml:space="preserve">X</w:t>
-            </w:r>
-            <w:r>
-              <w:rPr>
-                <w:rtl w:val="0"/>
-              </w:rPr>
             </w:r>
           </w:p>
         </w:tc>
@@ -11693,11 +11166,6 @@
               </w:rPr>
               <w:t xml:space="preserve">Manual de usuario</w:t>
             </w:r>
-            <w:r>
-              <w:rPr>
-                <w:rtl w:val="0"/>
-              </w:rPr>
-            </w:r>
           </w:p>
         </w:tc>
         <w:tc>
@@ -12020,11 +11488,6 @@
                 <w:rtl w:val="0"/>
               </w:rPr>
               <w:t xml:space="preserve">X</w:t>
-            </w:r>
-            <w:r>
-              <w:rPr>
-                <w:rtl w:val="0"/>
-              </w:rPr>
             </w:r>
           </w:p>
         </w:tc>
@@ -12094,11 +11557,6 @@
               </w:rPr>
               <w:t xml:space="preserve">Informe final y presentación</w:t>
             </w:r>
-            <w:r>
-              <w:rPr>
-                <w:rtl w:val="0"/>
-              </w:rPr>
-            </w:r>
           </w:p>
         </w:tc>
         <w:tc>
@@ -12441,11 +11899,6 @@
                 <w:rtl w:val="0"/>
               </w:rPr>
               <w:t xml:space="preserve">X</w:t>
-            </w:r>
-            <w:r>
-              <w:rPr>
-                <w:rtl w:val="0"/>
-              </w:rPr>
             </w:r>
           </w:p>
         </w:tc>
@@ -12495,11 +11948,6 @@
               </w:rPr>
               <w:t xml:space="preserve">Defensa final</w:t>
             </w:r>
-            <w:r>
-              <w:rPr>
-                <w:rtl w:val="0"/>
-              </w:rPr>
-            </w:r>
           </w:p>
         </w:tc>
         <w:tc>
@@ -12862,11 +12310,6 @@
                 <w:rtl w:val="0"/>
               </w:rPr>
               <w:t xml:space="preserve">X</w:t>
-            </w:r>
-            <w:r>
-              <w:rPr>
-                <w:rtl w:val="0"/>
-              </w:rPr>
             </w:r>
           </w:p>
         </w:tc>
